--- a/contents/battle-workbook/web-vuln-w01.docx
+++ b/contents/battle-workbook/web-vuln-w01.docx
@@ -344,9 +344,9 @@
           <w:rFonts w:ascii="Consolas" w:hAnsi="Consolas"/>
           <w:sz w:val="19"/>
         </w:rPr>
-        <w:t>curl -s -X TRACE -A "wv01r1-kim" -H "Host: dvwa.6v6.lab" "http://192.168.0.161/?probe=wv01r1-kim"</w:t>
+        <w:t>curl -s -X TRACE -A "wv01r1-kim" -H "Host: dvwa.el34.lab" "http://192.168.0.161/?probe=wv01r1-kim"</w:t>
         <w:br/>
-        <w:t>curl -s -X PUT -A "wv01r1-kim" -H "Host: dvwa.6v6.lab" --data "x" "http://192.168.0.161/wv01r1-kim.txt"</w:t>
+        <w:t>curl -s -X PUT -A "wv01r1-kim" -H "Host: dvwa.el34.lab" --data "x" "http://192.168.0.161/wv01r1-kim.txt"</w:t>
       </w:r>
     </w:p>
     <w:p>
